--- a/Streams/writableStream/index.docx
+++ b/Streams/writableStream/index.docx
@@ -26,7 +26,19 @@
         <w:rPr>
           <w:rStyle w:val="a7"/>
         </w:rPr>
-        <w:t>WritableStream</w:t>
+        <w:t>Writabl</w:t>
+      </w:r>
+      <w:r>
+        <w:rPr>
+          <w:rStyle w:val="a7"/>
+        </w:rPr>
+        <w:t>e</w:t>
+      </w:r>
+      <w:r>
+        <w:rPr>
+          <w:rStyle w:val="a7"/>
+        </w:rPr>
+        <w:t>Stream</w:t>
       </w:r>
       <w:r>
         <w:fldChar w:fldCharType="end"/>
@@ -70,12 +82,6 @@
       <w:r>
         <w:t>）和队列。</w:t>
       </w:r>
-      <w:r>
-        <w:rPr>
-          <w:rFonts w:hint="eastAsia"/>
-        </w:rPr>
-        <w:t>继承于：</w:t>
-      </w:r>
     </w:p>
     <w:p>
       <w:pPr>
@@ -102,14 +108,49 @@
     <w:p>
       <w:proofErr w:type="spellStart"/>
       <w:r>
-        <w:t>ReadableStream</w:t>
+        <w:rPr>
+          <w:rFonts w:hint="eastAsia"/>
+        </w:rPr>
+        <w:t>WritableStream</w:t>
       </w:r>
       <w:proofErr w:type="spellEnd"/>
       <w:r>
+        <w:rPr>
+          <w:rFonts w:hint="eastAsia"/>
+        </w:rPr>
         <w:t xml:space="preserve">() </w:t>
       </w:r>
       <w:r>
-        <w:t>创建并返回一个可读流对象，使用给定的处理程序。</w:t>
+        <w:rPr>
+          <w:rFonts w:hint="eastAsia"/>
+        </w:rPr>
+        <w:t>构造函数创建一个新的</w:t>
+      </w:r>
+      <w:r>
+        <w:rPr>
+          <w:rFonts w:hint="eastAsia"/>
+        </w:rPr>
+        <w:t xml:space="preserve"> </w:t>
+      </w:r>
+      <w:proofErr w:type="spellStart"/>
+      <w:r>
+        <w:rPr>
+          <w:rFonts w:hint="eastAsia"/>
+        </w:rPr>
+        <w:t>WritableStream</w:t>
+      </w:r>
+      <w:proofErr w:type="spellEnd"/>
+      <w:r>
+        <w:rPr>
+          <w:rFonts w:hint="eastAsia"/>
+        </w:rPr>
+        <w:t xml:space="preserve"> </w:t>
+      </w:r>
+      <w:r>
+        <w:rPr>
+          <w:rFonts w:hint="eastAsia"/>
+        </w:rPr>
+        <w:t>对象实例。</w:t>
       </w:r>
     </w:p>
     <w:tbl>
@@ -285,15 +326,7 @@
                     <w:pStyle w:val="af1"/>
                   </w:pPr>
                   <w:r>
-                    <w:t>构建时调用，定义</w:t>
-                  </w:r>
-                  <w:proofErr w:type="gramStart"/>
-                  <w:r>
-                    <w:t>流源访问</w:t>
-                  </w:r>
-                  <w:proofErr w:type="gramEnd"/>
-                  <w:r>
-                    <w:t>和设置。异步时返回承诺。</w:t>
+                    <w:t>构建时调用，定义流源访问和设置。异步时返回承诺。</w:t>
                   </w:r>
                 </w:p>
               </w:tc>
@@ -314,13 +347,8 @@
                   <w:pPr>
                     <w:pStyle w:val="af1"/>
                   </w:pPr>
-                  <w:proofErr w:type="gramStart"/>
                   <w:r>
-                    <w:t>write(</w:t>
-                  </w:r>
-                  <w:proofErr w:type="gramEnd"/>
-                  <w:r>
-                    <w:t>chunk, controller)</w:t>
+                    <w:t>write(chunk, controller)</w:t>
                   </w:r>
                 </w:p>
               </w:tc>
@@ -340,15 +368,7 @@
                     <w:pStyle w:val="af1"/>
                   </w:pPr>
                   <w:r>
-                    <w:t>新数据写入时触发，只有在上一次写操作成功</w:t>
-                  </w:r>
-                  <w:proofErr w:type="gramStart"/>
-                  <w:r>
-                    <w:t>并且流没关闭</w:t>
-                  </w:r>
-                  <w:proofErr w:type="gramEnd"/>
-                  <w:r>
-                    <w:t>的情况下才能调用</w:t>
+                    <w:t>新数据写入时触发，只有在上一次写操作成功并且流没关闭的情况下才能调用</w:t>
                   </w:r>
                 </w:p>
               </w:tc>
@@ -389,13 +409,8 @@
                   <w:pPr>
                     <w:pStyle w:val="af1"/>
                   </w:pPr>
-                  <w:proofErr w:type="gramStart"/>
                   <w:r>
-                    <w:t>流取消</w:t>
-                  </w:r>
-                  <w:proofErr w:type="gramEnd"/>
-                  <w:r>
-                    <w:t>时调用，释放流源。异步时返回承诺。</w:t>
+                    <w:t>流取消时调用，释放流源。异步时返回承诺。</w:t>
                   </w:r>
                 </w:p>
               </w:tc>
@@ -435,9 +450,6 @@
                 <w:p>
                   <w:pPr>
                     <w:pStyle w:val="af1"/>
-                    <w:rPr>
-                      <w:rFonts w:hint="eastAsia"/>
-                    </w:rPr>
                   </w:pPr>
                   <w:r>
                     <w:rPr>
@@ -452,9 +464,6 @@
           <w:p>
             <w:pPr>
               <w:pStyle w:val="af1"/>
-              <w:rPr>
-                <w:rFonts w:hint="eastAsia"/>
-              </w:rPr>
             </w:pPr>
           </w:p>
         </w:tc>
@@ -587,15 +596,7 @@
                     <w:t xml:space="preserve"> — </w:t>
                   </w:r>
                   <w:r>
-                    <w:t>这定义了在应用</w:t>
-                  </w:r>
-                  <w:proofErr w:type="gramStart"/>
-                  <w:r>
-                    <w:t>背压之前</w:t>
-                  </w:r>
-                  <w:proofErr w:type="gramEnd"/>
-                  <w:r>
-                    <w:t>内部队列中可以包含的块的总数。</w:t>
+                    <w:t>这定义了在应用背压之前内部队列中可以包含的块的总数。</w:t>
                   </w:r>
                   <w:r>
                     <w:rPr>
@@ -718,16 +719,13 @@
         <w:t>()</w:t>
       </w:r>
       <w:r>
-        <w:t>：中止流，表示生产者不能再成功地向流中写入数据，</w:t>
-      </w:r>
-      <w:r>
-        <w:lastRenderedPageBreak/>
-        <w:t>流将立即转移到错误状态，并丢弃任何已排队的写入。</w:t>
+        <w:t>：中止流，表示生产者不能再成功地向流中写入数据，流将立即转移到错误状态，并丢弃任何已排队的写入。</w:t>
       </w:r>
     </w:p>
     <w:p>
       <w:proofErr w:type="spellStart"/>
       <w:r>
+        <w:lastRenderedPageBreak/>
         <w:t>WritableStream.close</w:t>
       </w:r>
       <w:proofErr w:type="spellEnd"/>
@@ -880,6 +878,7 @@
         <w:docPartUnique/>
       </w:docPartObj>
     </w:sdtPr>
+    <w:sdtEndPr/>
     <w:sdtContent>
       <w:p>
         <w:pPr>
